--- a/Classwork_ALevel_20260904.docx
+++ b/Classwork_ALevel_20260904.docx
@@ -551,6 +551,7 @@
                 <w:sz w:val="19"/>
               </w:rPr>
             </w:pPr>
+            <w:commentRangeStart w:id="1"/>
             <w:r>
               <w:rPr>
                 <w:rFonts w:eastAsia="ＭＳ 明朝" w:cs="" w:ascii="Courier New" w:hAnsi="Courier New"/>
@@ -604,6 +605,13 @@
                 <w:lang w:val="en-US" w:eastAsia="en-US" w:bidi="ar-SA"/>
               </w:rPr>
               <w:t>(iii)It returns -1. Because normally when a linear search runs correctly and does not find the target, it returns a junk value which is impossible to be index, usually -1. And in this code, when it does not find the target, it returns -1 as well.</w:t>
+            </w:r>
+            <w:commentRangeEnd w:id="1"/>
+            <w:r>
+              <w:rPr>
+                <w:rStyle w:val="CommentReference"/>
+              </w:rPr>
+              <w:commentReference w:id="1"/>
             </w:r>
           </w:p>
         </w:tc>
@@ -1916,6 +1924,7 @@
                 <w:sz w:val="19"/>
               </w:rPr>
             </w:pPr>
+            <w:commentRangeStart w:id="2"/>
             <w:r>
               <w:rPr>
                 <w:rFonts w:eastAsia="ＭＳ 明朝" w:cs="" w:ascii="Consolas;Courier New;monospace" w:hAnsi="Consolas;Courier New;monospace"/>
@@ -3238,6 +3247,13 @@
                 <w:shd w:fill="1F1F1F" w:val="clear"/>
               </w:rPr>
               <w:t>1</w:t>
+            </w:r>
+            <w:commentRangeEnd w:id="2"/>
+            <w:r>
+              <w:rPr>
+                <w:rStyle w:val="CommentReference"/>
+              </w:rPr>
+              <w:commentReference w:id="2"/>
             </w:r>
           </w:p>
         </w:tc>
@@ -5609,6 +5625,7 @@
                 <w:lang w:eastAsia="zh-CN"/>
               </w:rPr>
             </w:pPr>
+            <w:commentRangeStart w:id="3"/>
             <w:r>
               <w:rPr>
                 <w:rFonts w:eastAsia="宋体" w:cs="" w:ascii="Consolas;Courier New;monospace" w:hAnsi="Consolas;Courier New;monospace"/>
@@ -6780,6 +6797,13 @@
                 <w:szCs w:val="22"/>
                 <w:lang w:val="en-US" w:eastAsia="zh-CN" w:bidi="ar-SA"/>
               </w:rPr>
+            </w:r>
+            <w:commentRangeEnd w:id="3"/>
+            <w:r>
+              <w:rPr>
+                <w:rStyle w:val="CommentReference"/>
+              </w:rPr>
+              <w:commentReference w:id="3"/>
             </w:r>
           </w:p>
         </w:tc>
@@ -6851,6 +6875,7 @@
                 <w:lang w:eastAsia="zh-CN"/>
               </w:rPr>
             </w:pPr>
+            <w:commentRangeStart w:id="4"/>
             <w:r>
               <w:rPr>
                 <w:rFonts w:eastAsia="ＭＳ 明朝" w:cs="" w:ascii="Consolas;Courier New;monospace" w:hAnsi="Consolas;Courier New;monospace"/>
@@ -8228,6 +8253,13 @@
                 <w:szCs w:val="22"/>
                 <w:lang w:val="en-US" w:eastAsia="zh-CN" w:bidi="ar-SA"/>
               </w:rPr>
+            </w:r>
+            <w:commentRangeEnd w:id="4"/>
+            <w:r>
+              <w:rPr>
+                <w:rStyle w:val="CommentReference"/>
+              </w:rPr>
+              <w:commentReference w:id="4"/>
             </w:r>
           </w:p>
         </w:tc>
@@ -8448,6 +8480,39 @@
     </w:sectPr>
   </w:body>
 </w:document>
+</file>
+
+<file path=word/comments.xml><?xml version="1.0" encoding="utf-8"?>
+<w:comments xmlns:w="http://schemas.openxmlformats.org/wordprocessingml/2006/main">
+  <w:comment w:id="1" w:author="Teacher" w:date="2026-09-05T00:00:00Z">
+    <w:p>
+      <w:r>
+        <w:t>The returned value is 3, not 5. With lst = [4,2,8,17,9] and target = 8: the loop sets found=True at i = 2, then i is incremented to 3 before the loop condition is tested, so the function returns 3. The correct index of 8 is 2. (-3 marks)</w:t>
+      </w:r>
+    </w:p>
+  </w:comment>
+  <w:comment w:id="2" w:author="Teacher" w:date="2026-09-05T00:00:00Z">
+    <w:p>
+      <w:r>
+        <w:t>upper has been set to len(data), but it should be len(data) - 1 (the last valid index). With upper = len(data), mid can reach len(data) and data[len] raises an IndexError at the boundary. (-5 marks)</w:t>
+      </w:r>
+    </w:p>
+  </w:comment>
+  <w:comment w:id="3" w:author="Teacher" w:date="2026-09-05T00:00:00Z">
+    <w:p>
+      <w:r>
+        <w:t>The outer loop is 'for i in range(1, 10)' - hard-coded to 10. It must be 'range(1, len(values))' so the function works for any list length. As written it only sorts lists of exactly 10 items. (-6 marks)</w:t>
+      </w:r>
+    </w:p>
+  </w:comment>
+  <w:comment w:id="4" w:author="Teacher" w:date="2026-09-05T00:00:00Z">
+    <w:p>
+      <w:r>
+        <w:t>count = count + 1 is placed OUTSIDE the while loop, so it adds 1 per item instead of per shift. Move it inside the loop (after each shift). Also use 'range(1, len(values))', not 'range(1, 10)'. (-4 marks)</w:t>
+      </w:r>
+    </w:p>
+  </w:comment>
+</w:comments>
 </file>
 
 <file path=word/header1.xml><?xml version="1.0" encoding="utf-8"?>
